--- a/templates/sanitized/bank-ten-terms.docx
+++ b/templates/sanitized/bank-ten-terms.docx
@@ -94,7 +94,7 @@
                 <w:szCs w:val="32"/>
                 <w:lang w:bidi="ar-AE"/>
               </w:rPr>
-              <w:t xml:space="preserve"/>
+              <w:t xml:space="preserve">‏</w:t>
             </w:r>
             <w:r>
               <w:rPr>
@@ -131,7 +131,7 @@
                 <w:szCs w:val="32"/>
                 <w:lang w:bidi="ar-AE"/>
               </w:rPr>
-              <w:t xml:space="preserve"/>
+              <w:t xml:space="preserve">‏</w:t>
             </w:r>
           </w:p>
         </w:tc>
@@ -511,7 +511,7 @@
                 <w:rtl/>
                 <w:lang w:bidi="ar-AE"/>
               </w:rPr>
-              <w:t xml:space="preserve"/>
+              <w:t xml:space="preserve">‏</w:t>
             </w:r>
             <w:r>
               <w:rPr>
@@ -671,7 +671,7 @@
                 <w:rtl/>
                 <w:lang w:bidi="ar-AE"/>
               </w:rPr>
-              <w:t xml:space="preserve"/>
+              <w:t xml:space="preserve">‏</w:t>
             </w:r>
             <w:r>
               <w:rPr>
@@ -762,7 +762,7 @@
                 <w:bCs/>
                 <w:rtl/>
               </w:rPr>
-              <w:t xml:space="preserve"/>
+              <w:t xml:space="preserve">‏</w:t>
             </w:r>
           </w:p>
         </w:tc>
@@ -6016,7 +6016,7 @@
                 <w:szCs w:val="32"/>
                 <w:lang w:bidi="ar-AE"/>
               </w:rPr>
-              <w:t xml:space="preserve"/>
+              <w:t xml:space="preserve">‏</w:t>
             </w:r>
             <w:r>
               <w:rPr>
